--- a/parity/word-reference-docx/wild2-med-nccih-protocol.docx
+++ b/parity/word-reference-docx/wild2-med-nccih-protocol.docx
@@ -59,7 +59,6 @@
         <w:rPr>
           <w:sz w:val="32"/>
         </w:rPr>
-        <w:lastRenderedPageBreak/>
         <w:t>FUHIPUM</w:t>
       </w:r>
       <w:bookmarkEnd w:id="2"/>
@@ -338,7 +337,6 @@
         <w:rPr>
           <w:sz w:val="32"/>
         </w:rPr>
-        <w:lastRenderedPageBreak/>
         <w:t>WORA TIPODIDE MUTEP</w:t>
       </w:r>
       <w:bookmarkEnd w:id="3"/>
@@ -508,7 +506,6 @@
       <w:bookmarkStart w:id="5" w:name="_Toc323645283"/>
       <w:bookmarkStart w:id="6" w:name="_Toc323806625"/>
       <w:r>
-        <w:lastRenderedPageBreak/>
         <w:t>Cici Lomuwuda Tonogif</w:t>
       </w:r>
       <w:bookmarkEnd w:id="5"/>
@@ -673,13 +670,11 @@
         <w:jc w:val="center"/>
       </w:pPr>
       <w:r>
-        <w:lastRenderedPageBreak/>
         <w:br w:type="page"/>
       </w:r>
       <w:bookmarkStart w:id="7" w:name="_Toc323645284"/>
       <w:bookmarkStart w:id="8" w:name="_Toc323806626"/>
       <w:r>
-        <w:lastRenderedPageBreak/>
         <w:t>LOQIW OF CULUGEGO</w:t>
       </w:r>
       <w:bookmarkEnd w:id="7"/>
@@ -6722,7 +6717,6 @@
       </w:r>
       <w:bookmarkStart w:id="9" w:name="_Toc323806627"/>
       <w:r>
-        <w:lastRenderedPageBreak/>
         <w:t>TALAL WIGI DEZILE</w:t>
       </w:r>
       <w:bookmarkEnd w:id="9"/>
@@ -7118,7 +7112,6 @@
         <w:t xml:space="preserve">Javem the zitaqoroqo in sidobomuciwo jituf; d.c., “the sepamaqotihu sezicaful tici siqece in 08 </w:t>
       </w:r>
       <w:r>
-        <w:lastRenderedPageBreak/>
         <w:t>wocavo of diretijiwi kelumuta dukavunu to the mivuqo</w:t>
       </w:r>
       <w:r>
@@ -7698,7 +7691,6 @@
           <w:sz w:val="24"/>
           <w:szCs w:val="24"/>
         </w:rPr>
-        <w:lastRenderedPageBreak/>
         <w:t xml:space="preserve">Jenocokupasem, cupulahi and </w:t>
       </w:r>
       <w:r>
@@ -8447,7 +8439,6 @@
           <w:sz w:val="24"/>
           <w:szCs w:val="24"/>
         </w:rPr>
-        <w:lastRenderedPageBreak/>
         <w:t>qewupemudo tamuz of tedisefepa ganace for wipejesiv, nuwehuquba cam</w:t>
       </w:r>
       <w:r>
@@ -9203,7 +9194,6 @@
         <w:t xml:space="preserve">For basi mudupes, gobeviz baleli kotutoqadar sev be nakucece to, fup fine ref loku to </w:t>
       </w:r>
       <w:r>
-        <w:lastRenderedPageBreak/>
         <w:t>be mejuquwu jifuhe tapes is a bal, jidulovaveh zolite.  Radopaf vas lehuzaj of the bivuj</w:t>
       </w:r>
       <w:r>
@@ -9643,7 +9633,6 @@
         <w:rPr>
           <w:iCs/>
         </w:rPr>
-        <w:lastRenderedPageBreak/>
         <w:t>a</w:t>
       </w:r>
       <w:r>
@@ -9742,7 +9731,6 @@
       <w:bookmarkStart w:id="171" w:name="_Toc182646902"/>
       <w:bookmarkStart w:id="172" w:name="_Toc323806650"/>
       <w:r>
-        <w:lastRenderedPageBreak/>
         <w:t>5.2</w:t>
       </w:r>
       <w:r>
@@ -14371,7 +14359,6 @@
       <w:bookmarkStart w:id="176" w:name="_Toc182646903"/>
       <w:bookmarkStart w:id="177" w:name="_Toc323806651"/>
       <w:r>
-        <w:lastRenderedPageBreak/>
         <w:t>5.9</w:t>
       </w:r>
       <w:r>
@@ -14706,7 +14693,6 @@
         <w:t xml:space="preserve"> </w:t>
       </w:r>
       <w:r>
-        <w:lastRenderedPageBreak/>
         <w:t xml:space="preserve">cipak with the dewaqeset taqebi fepamim juqohujuj </w:t>
       </w:r>
       <w:r>
@@ -15162,7 +15148,6 @@
         <w:ind w:hanging="720"/>
       </w:pPr>
       <w:r>
-        <w:lastRenderedPageBreak/>
         <w:t>Wiminup Fahikewa Bidoveniqoz</w:t>
       </w:r>
       <w:r>
@@ -15705,7 +15690,6 @@
         </w:rPr>
       </w:pPr>
       <w:r>
-        <w:lastRenderedPageBreak/>
         <w:t xml:space="preserve">Halomohe vas tedisefepa </w:t>
       </w:r>
       <w:r>
@@ -16129,7 +16113,6 @@
       <w:bookmarkStart w:id="244" w:name="_Toc182646916"/>
       <w:bookmarkStart w:id="245" w:name="_Toc323806665"/>
       <w:r>
-        <w:lastRenderedPageBreak/>
         <w:t xml:space="preserve">6. </w:t>
       </w:r>
       <w:r>
@@ -16626,7 +16609,6 @@
       </w:pPr>
       <w:bookmarkStart w:id="259" w:name="_Toc323806670"/>
       <w:r>
-        <w:lastRenderedPageBreak/>
         <w:t>6.3</w:t>
       </w:r>
       <w:r>
@@ -17025,7 +17007,6 @@
       <w:bookmarkEnd w:id="272"/>
       <w:bookmarkEnd w:id="273"/>
       <w:r>
-        <w:lastRenderedPageBreak/>
         <w:t xml:space="preserve">04. </w:t>
       </w:r>
       <w:r>
@@ -17435,7 +17416,6 @@
         <w:t xml:space="preserve">This sasehopa and the zisurehu wavesag delejusu (Diluqofa DO) and vas colusokowu zozosigilenof tici be lozetaqa and fovozeca by the ZEP or qesula latuwofoh </w:t>
       </w:r>
       <w:r>
-        <w:lastRenderedPageBreak/>
         <w:t>dobeqivitis for wobihunap of the bivuj.</w:t>
       </w:r>
       <w:r>
@@ -17882,7 +17862,6 @@
       <w:bookmarkStart w:id="325" w:name="_Toc182646943"/>
       <w:bookmarkStart w:id="326" w:name="_Toc323806691"/>
       <w:r>
-        <w:lastRenderedPageBreak/>
         <w:t xml:space="preserve">02. </w:t>
       </w:r>
       <w:r>
